--- a/docs/answers/as-completingthesquare.docx
+++ b/docs/answers/as-completingthesquare.docx
@@ -3636,7 +3636,7 @@
       </w:r>
     </w:p>
     <w:bookmarkEnd w:id="22"/>
-    <w:bookmarkStart w:id="24" w:name="q3"/>
+    <w:bookmarkStart w:id="25" w:name="q3"/>
     <w:p>
       <w:pPr>
         <w:pStyle w:val="Heading2"/>
@@ -4284,7 +4284,21 @@
         <w:t xml:space="preserve"> </w:t>
       </w:r>
       <w:r>
-        <w:t xml:space="preserve">(see [Guide: Introduction to complex numbers]), rearranging</w:t>
+        <w:t xml:space="preserve">(see</w:t>
+      </w:r>
+      <w:r>
+        <w:t xml:space="preserve"> </w:t>
+      </w:r>
+      <w:hyperlink r:id="rId23">
+        <w:r>
+          <w:rPr>
+            <w:rStyle w:val="Hyperlink"/>
+          </w:rPr>
+          <w:t xml:space="preserve">Guide: Introduction to complex numbers</w:t>
+        </w:r>
+      </w:hyperlink>
+      <w:r>
+        <w:t xml:space="preserve">), rearranging</w:t>
       </w:r>
       <w:r>
         <w:t xml:space="preserve"> </w:t>
@@ -4699,7 +4713,7 @@
       <w:r>
         <w:t xml:space="preserve"> </w:t>
       </w:r>
-      <w:hyperlink r:id="rId23">
+      <w:hyperlink r:id="rId24">
         <w:r>
           <w:rPr>
             <w:rStyle w:val="Hyperlink"/>
@@ -4863,7 +4877,21 @@
         <w:t xml:space="preserve"> </w:t>
       </w:r>
       <w:r>
-        <w:t xml:space="preserve">(see [Guide: Introduction to complex numbers]), rearranging</w:t>
+        <w:t xml:space="preserve">(see</w:t>
+      </w:r>
+      <w:r>
+        <w:t xml:space="preserve"> </w:t>
+      </w:r>
+      <w:hyperlink r:id="rId23">
+        <w:r>
+          <w:rPr>
+            <w:rStyle w:val="Hyperlink"/>
+          </w:rPr>
+          <w:t xml:space="preserve">Guide: Introduction to complex numbers</w:t>
+        </w:r>
+      </w:hyperlink>
+      <w:r>
+        <w:t xml:space="preserve">), rearranging</w:t>
       </w:r>
       <w:r>
         <w:t xml:space="preserve"> </w:t>
@@ -5414,8 +5442,8 @@
         </w:pict>
       </w:r>
     </w:p>
-    <w:bookmarkEnd w:id="24"/>
-    <w:bookmarkStart w:id="26" w:name="version-history-and-licensing"/>
+    <w:bookmarkEnd w:id="25"/>
+    <w:bookmarkStart w:id="27" w:name="version-history-and-licensing"/>
     <w:p>
       <w:pPr>
         <w:pStyle w:val="Heading2"/>
@@ -5436,7 +5464,7 @@
       <w:pPr>
         <w:pStyle w:val="BodyText"/>
       </w:pPr>
-      <w:hyperlink r:id="rId25">
+      <w:hyperlink r:id="rId26">
         <w:r>
           <w:rPr>
             <w:rStyle w:val="Hyperlink"/>
@@ -5445,7 +5473,7 @@
         </w:r>
       </w:hyperlink>
     </w:p>
-    <w:bookmarkEnd w:id="26"/>
+    <w:bookmarkEnd w:id="27"/>
     <w:sectPr>
       <w:pgSz w:h="15840" w:w="12240"/>
       <w:pgMar w:bottom="1440" w:footer="720" w:gutter="0" w:header="720" w:left="1440" w:right="1440" w:top="1440"/>

--- a/docs/answers/as-completingthesquare.docx
+++ b/docs/answers/as-completingthesquare.docx
@@ -52,7 +52,7 @@
         </w:rPr>
         <w:t xml:space="preserve"> </w:t>
       </w:r>
-      <w:hyperlink r:id="rId20">
+      <w:hyperlink r:id="rId9">
         <w:r>
           <w:rPr>
             <w:rStyle w:val="Hyperlink"/>
@@ -82,7 +82,7 @@
         <w:t xml:space="preserve">Please attempt the questions before reading these answers!</w:t>
       </w:r>
     </w:p>
-    <w:bookmarkStart w:id="21" w:name="q1"/>
+    <w:bookmarkStart w:id="10" w:name="q1"/>
     <w:p>
       <w:pPr>
         <w:pStyle w:val="Heading2"/>
@@ -141,30 +141,32 @@
           </m:rPr>
           <m:t>=</m:t>
         </m:r>
+        <m:r>
+          <m:rPr>
+            <m:sty m:val="p"/>
+          </m:rPr>
+          <m:t>(</m:t>
+        </m:r>
+        <m:r>
+          <m:t>x</m:t>
+        </m:r>
+        <m:r>
+          <m:rPr>
+            <m:sty m:val="p"/>
+          </m:rPr>
+          <m:t>−</m:t>
+        </m:r>
+        <m:r>
+          <m:t>1</m:t>
+        </m:r>
         <m:sSup>
           <m:e>
-            <m:d>
-              <m:dPr>
-                <m:begChr m:val="("/>
-                <m:sepChr m:val=""/>
-                <m:endChr m:val=")"/>
-                <m:grow/>
-              </m:dPr>
-              <m:e>
-                <m:r>
-                  <m:t>x</m:t>
-                </m:r>
-                <m:r>
-                  <m:rPr>
-                    <m:sty m:val="p"/>
-                  </m:rPr>
-                  <m:t>−</m:t>
-                </m:r>
-                <m:r>
-                  <m:t>1</m:t>
-                </m:r>
-              </m:e>
-            </m:d>
+            <m:r>
+              <m:rPr>
+                <m:sty m:val="p"/>
+              </m:rPr>
+              <m:t>)</m:t>
+            </m:r>
           </m:e>
           <m:sup>
             <m:r>
@@ -285,30 +287,32 @@
           </m:rPr>
           <m:t>=</m:t>
         </m:r>
+        <m:r>
+          <m:rPr>
+            <m:sty m:val="p"/>
+          </m:rPr>
+          <m:t>(</m:t>
+        </m:r>
+        <m:r>
+          <m:t>y</m:t>
+        </m:r>
+        <m:r>
+          <m:rPr>
+            <m:sty m:val="p"/>
+          </m:rPr>
+          <m:t>−</m:t>
+        </m:r>
+        <m:r>
+          <m:t>3</m:t>
+        </m:r>
         <m:sSup>
           <m:e>
-            <m:d>
-              <m:dPr>
-                <m:begChr m:val="("/>
-                <m:sepChr m:val=""/>
-                <m:endChr m:val=")"/>
-                <m:grow/>
-              </m:dPr>
-              <m:e>
-                <m:r>
-                  <m:t>y</m:t>
-                </m:r>
-                <m:r>
-                  <m:rPr>
-                    <m:sty m:val="p"/>
-                  </m:rPr>
-                  <m:t>−</m:t>
-                </m:r>
-                <m:r>
-                  <m:t>3</m:t>
-                </m:r>
-              </m:e>
-            </m:d>
+            <m:r>
+              <m:rPr>
+                <m:sty m:val="p"/>
+              </m:rPr>
+              <m:t>)</m:t>
+            </m:r>
           </m:e>
           <m:sup>
             <m:r>
@@ -435,30 +439,32 @@
           </m:rPr>
           <m:t>=</m:t>
         </m:r>
+        <m:r>
+          <m:rPr>
+            <m:sty m:val="p"/>
+          </m:rPr>
+          <m:t>(</m:t>
+        </m:r>
+        <m:r>
+          <m:t>x</m:t>
+        </m:r>
+        <m:r>
+          <m:rPr>
+            <m:sty m:val="p"/>
+          </m:rPr>
+          <m:t>+</m:t>
+        </m:r>
+        <m:r>
+          <m:t>4</m:t>
+        </m:r>
         <m:sSup>
           <m:e>
-            <m:d>
-              <m:dPr>
-                <m:begChr m:val="("/>
-                <m:sepChr m:val=""/>
-                <m:endChr m:val=")"/>
-                <m:grow/>
-              </m:dPr>
-              <m:e>
-                <m:r>
-                  <m:t>x</m:t>
-                </m:r>
-                <m:r>
-                  <m:rPr>
-                    <m:sty m:val="p"/>
-                  </m:rPr>
-                  <m:t>+</m:t>
-                </m:r>
-                <m:r>
-                  <m:t>4</m:t>
-                </m:r>
-              </m:e>
-            </m:d>
+            <m:r>
+              <m:rPr>
+                <m:sty m:val="p"/>
+              </m:rPr>
+              <m:t>)</m:t>
+            </m:r>
           </m:e>
           <m:sup>
             <m:r>
@@ -573,30 +579,32 @@
           </m:rPr>
           <m:t>=</m:t>
         </m:r>
+        <m:r>
+          <m:rPr>
+            <m:sty m:val="p"/>
+          </m:rPr>
+          <m:t>(</m:t>
+        </m:r>
+        <m:r>
+          <m:t>m</m:t>
+        </m:r>
+        <m:r>
+          <m:rPr>
+            <m:sty m:val="p"/>
+          </m:rPr>
+          <m:t>−</m:t>
+        </m:r>
+        <m:r>
+          <m:t>13</m:t>
+        </m:r>
         <m:sSup>
           <m:e>
-            <m:d>
-              <m:dPr>
-                <m:begChr m:val="("/>
-                <m:sepChr m:val=""/>
-                <m:endChr m:val=")"/>
-                <m:grow/>
-              </m:dPr>
-              <m:e>
-                <m:r>
-                  <m:t>m</m:t>
-                </m:r>
-                <m:r>
-                  <m:rPr>
-                    <m:sty m:val="p"/>
-                  </m:rPr>
-                  <m:t>−</m:t>
-                </m:r>
-                <m:r>
-                  <m:t>13</m:t>
-                </m:r>
-              </m:e>
-            </m:d>
+            <m:r>
+              <m:rPr>
+                <m:sty m:val="p"/>
+              </m:rPr>
+              <m:t>)</m:t>
+            </m:r>
           </m:e>
           <m:sup>
             <m:r>
@@ -723,30 +731,32 @@
           </m:rPr>
           <m:t>=</m:t>
         </m:r>
+        <m:r>
+          <m:rPr>
+            <m:sty m:val="p"/>
+          </m:rPr>
+          <m:t>(</m:t>
+        </m:r>
+        <m:r>
+          <m:t>m</m:t>
+        </m:r>
+        <m:r>
+          <m:rPr>
+            <m:sty m:val="p"/>
+          </m:rPr>
+          <m:t>+</m:t>
+        </m:r>
+        <m:r>
+          <m:t>3</m:t>
+        </m:r>
         <m:sSup>
           <m:e>
-            <m:d>
-              <m:dPr>
-                <m:begChr m:val="("/>
-                <m:sepChr m:val=""/>
-                <m:endChr m:val=")"/>
-                <m:grow/>
-              </m:dPr>
-              <m:e>
-                <m:r>
-                  <m:t>m</m:t>
-                </m:r>
-                <m:r>
-                  <m:rPr>
-                    <m:sty m:val="p"/>
-                  </m:rPr>
-                  <m:t>+</m:t>
-                </m:r>
-                <m:r>
-                  <m:t>3</m:t>
-                </m:r>
-              </m:e>
-            </m:d>
+            <m:r>
+              <m:rPr>
+                <m:sty m:val="p"/>
+              </m:rPr>
+              <m:t>)</m:t>
+            </m:r>
           </m:e>
           <m:sup>
             <m:r>
@@ -861,30 +871,32 @@
           </m:rPr>
           <m:t>=</m:t>
         </m:r>
+        <m:r>
+          <m:rPr>
+            <m:sty m:val="p"/>
+          </m:rPr>
+          <m:t>(</m:t>
+        </m:r>
+        <m:r>
+          <m:t>x</m:t>
+        </m:r>
+        <m:r>
+          <m:rPr>
+            <m:sty m:val="p"/>
+          </m:rPr>
+          <m:t>+</m:t>
+        </m:r>
+        <m:r>
+          <m:t>1</m:t>
+        </m:r>
         <m:sSup>
           <m:e>
-            <m:d>
-              <m:dPr>
-                <m:begChr m:val="("/>
-                <m:sepChr m:val=""/>
-                <m:endChr m:val=")"/>
-                <m:grow/>
-              </m:dPr>
-              <m:e>
-                <m:r>
-                  <m:t>x</m:t>
-                </m:r>
-                <m:r>
-                  <m:rPr>
-                    <m:sty m:val="p"/>
-                  </m:rPr>
-                  <m:t>+</m:t>
-                </m:r>
-                <m:r>
-                  <m:t>1</m:t>
-                </m:r>
-              </m:e>
-            </m:d>
+            <m:r>
+              <m:rPr>
+                <m:sty m:val="p"/>
+              </m:rPr>
+              <m:t>)</m:t>
+            </m:r>
           </m:e>
           <m:sup>
             <m:r>
@@ -2011,8 +2023,8 @@
         <w:t xml:space="preserve">.</w:t>
       </w:r>
     </w:p>
-    <w:bookmarkEnd w:id="21"/>
-    <w:bookmarkStart w:id="22" w:name="q2"/>
+    <w:bookmarkEnd w:id="10"/>
+    <w:bookmarkStart w:id="11" w:name="q2"/>
     <w:p>
       <w:pPr>
         <w:pStyle w:val="Heading2"/>
@@ -2077,30 +2089,32 @@
         <m:r>
           <m:t>2</m:t>
         </m:r>
+        <m:r>
+          <m:rPr>
+            <m:sty m:val="p"/>
+          </m:rPr>
+          <m:t>(</m:t>
+        </m:r>
+        <m:r>
+          <m:t>x</m:t>
+        </m:r>
+        <m:r>
+          <m:rPr>
+            <m:sty m:val="p"/>
+          </m:rPr>
+          <m:t>−</m:t>
+        </m:r>
+        <m:r>
+          <m:t>3</m:t>
+        </m:r>
         <m:sSup>
           <m:e>
-            <m:d>
-              <m:dPr>
-                <m:begChr m:val="("/>
-                <m:sepChr m:val=""/>
-                <m:endChr m:val=")"/>
-                <m:grow/>
-              </m:dPr>
-              <m:e>
-                <m:r>
-                  <m:t>x</m:t>
-                </m:r>
-                <m:r>
-                  <m:rPr>
-                    <m:sty m:val="p"/>
-                  </m:rPr>
-                  <m:t>−</m:t>
-                </m:r>
-                <m:r>
-                  <m:t>3</m:t>
-                </m:r>
-              </m:e>
-            </m:d>
+            <m:r>
+              <m:rPr>
+                <m:sty m:val="p"/>
+              </m:rPr>
+              <m:t>)</m:t>
+            </m:r>
           </m:e>
           <m:sup>
             <m:r>
@@ -2253,30 +2267,32 @@
         <m:r>
           <m:t>5</m:t>
         </m:r>
+        <m:r>
+          <m:rPr>
+            <m:sty m:val="p"/>
+          </m:rPr>
+          <m:t>(</m:t>
+        </m:r>
+        <m:r>
+          <m:t>x</m:t>
+        </m:r>
+        <m:r>
+          <m:rPr>
+            <m:sty m:val="p"/>
+          </m:rPr>
+          <m:t>−</m:t>
+        </m:r>
+        <m:r>
+          <m:t>1</m:t>
+        </m:r>
         <m:sSup>
           <m:e>
-            <m:d>
-              <m:dPr>
-                <m:begChr m:val="("/>
-                <m:sepChr m:val=""/>
-                <m:endChr m:val=")"/>
-                <m:grow/>
-              </m:dPr>
-              <m:e>
-                <m:r>
-                  <m:t>x</m:t>
-                </m:r>
-                <m:r>
-                  <m:rPr>
-                    <m:sty m:val="p"/>
-                  </m:rPr>
-                  <m:t>−</m:t>
-                </m:r>
-                <m:r>
-                  <m:t>1</m:t>
-                </m:r>
-              </m:e>
-            </m:d>
+            <m:r>
+              <m:rPr>
+                <m:sty m:val="p"/>
+              </m:rPr>
+              <m:t>)</m:t>
+            </m:r>
           </m:e>
           <m:sup>
             <m:r>
@@ -2429,30 +2445,32 @@
         <m:r>
           <m:t>4</m:t>
         </m:r>
+        <m:r>
+          <m:rPr>
+            <m:sty m:val="p"/>
+          </m:rPr>
+          <m:t>(</m:t>
+        </m:r>
+        <m:r>
+          <m:t>x</m:t>
+        </m:r>
+        <m:r>
+          <m:rPr>
+            <m:sty m:val="p"/>
+          </m:rPr>
+          <m:t>+</m:t>
+        </m:r>
+        <m:r>
+          <m:t>4</m:t>
+        </m:r>
         <m:sSup>
           <m:e>
-            <m:d>
-              <m:dPr>
-                <m:begChr m:val="("/>
-                <m:sepChr m:val=""/>
-                <m:endChr m:val=")"/>
-                <m:grow/>
-              </m:dPr>
-              <m:e>
-                <m:r>
-                  <m:t>x</m:t>
-                </m:r>
-                <m:r>
-                  <m:rPr>
-                    <m:sty m:val="p"/>
-                  </m:rPr>
-                  <m:t>+</m:t>
-                </m:r>
-                <m:r>
-                  <m:t>4</m:t>
-                </m:r>
-              </m:e>
-            </m:d>
+            <m:r>
+              <m:rPr>
+                <m:sty m:val="p"/>
+              </m:rPr>
+              <m:t>)</m:t>
+            </m:r>
           </m:e>
           <m:sup>
             <m:r>
@@ -2515,33 +2533,35 @@
         <w:t xml:space="preserve"> </w:t>
       </w:r>
       <m:oMath>
+        <m:r>
+          <m:rPr>
+            <m:sty m:val="p"/>
+          </m:rPr>
+          <m:t>(</m:t>
+        </m:r>
+        <m:r>
+          <m:t>2</m:t>
+        </m:r>
+        <m:r>
+          <m:t>x</m:t>
+        </m:r>
+        <m:r>
+          <m:rPr>
+            <m:sty m:val="p"/>
+          </m:rPr>
+          <m:t>+</m:t>
+        </m:r>
+        <m:r>
+          <m:t>8</m:t>
+        </m:r>
         <m:sSup>
           <m:e>
-            <m:d>
-              <m:dPr>
-                <m:begChr m:val="("/>
-                <m:sepChr m:val=""/>
-                <m:endChr m:val=")"/>
-                <m:grow/>
-              </m:dPr>
-              <m:e>
-                <m:r>
-                  <m:t>2</m:t>
-                </m:r>
-                <m:r>
-                  <m:t>x</m:t>
-                </m:r>
-                <m:r>
-                  <m:rPr>
-                    <m:sty m:val="p"/>
-                  </m:rPr>
-                  <m:t>+</m:t>
-                </m:r>
-                <m:r>
-                  <m:t>8</m:t>
-                </m:r>
-              </m:e>
-            </m:d>
+            <m:r>
+              <m:rPr>
+                <m:sty m:val="p"/>
+              </m:rPr>
+              <m:t>)</m:t>
+            </m:r>
           </m:e>
           <m:sup>
             <m:r>
@@ -3166,33 +3186,35 @@
         <w:t xml:space="preserve"> </w:t>
       </w:r>
       <m:oMath>
+        <m:r>
+          <m:rPr>
+            <m:sty m:val="p"/>
+          </m:rPr>
+          <m:t>(</m:t>
+        </m:r>
+        <m:r>
+          <m:t>2</m:t>
+        </m:r>
+        <m:r>
+          <m:t>x</m:t>
+        </m:r>
+        <m:r>
+          <m:rPr>
+            <m:sty m:val="p"/>
+          </m:rPr>
+          <m:t>−</m:t>
+        </m:r>
+        <m:r>
+          <m:t>1</m:t>
+        </m:r>
         <m:sSup>
           <m:e>
-            <m:d>
-              <m:dPr>
-                <m:begChr m:val="("/>
-                <m:sepChr m:val=""/>
-                <m:endChr m:val=")"/>
-                <m:grow/>
-              </m:dPr>
-              <m:e>
-                <m:r>
-                  <m:t>2</m:t>
-                </m:r>
-                <m:r>
-                  <m:t>x</m:t>
-                </m:r>
-                <m:r>
-                  <m:rPr>
-                    <m:sty m:val="p"/>
-                  </m:rPr>
-                  <m:t>−</m:t>
-                </m:r>
-                <m:r>
-                  <m:t>1</m:t>
-                </m:r>
-              </m:e>
-            </m:d>
+            <m:r>
+              <m:rPr>
+                <m:sty m:val="p"/>
+              </m:rPr>
+              <m:t>)</m:t>
+            </m:r>
           </m:e>
           <m:sup>
             <m:r>
@@ -3635,8 +3657,8 @@
         <w:t xml:space="preserve">.</w:t>
       </w:r>
     </w:p>
-    <w:bookmarkEnd w:id="22"/>
-    <w:bookmarkStart w:id="25" w:name="q3"/>
+    <w:bookmarkEnd w:id="11"/>
+    <w:bookmarkStart w:id="14" w:name="q3"/>
     <w:p>
       <w:pPr>
         <w:pStyle w:val="Heading2"/>
@@ -3703,30 +3725,32 @@
           </m:rPr>
           <m:t>=</m:t>
         </m:r>
+        <m:r>
+          <m:rPr>
+            <m:sty m:val="p"/>
+          </m:rPr>
+          <m:t>(</m:t>
+        </m:r>
+        <m:r>
+          <m:t>y</m:t>
+        </m:r>
+        <m:r>
+          <m:rPr>
+            <m:sty m:val="p"/>
+          </m:rPr>
+          <m:t>−</m:t>
+        </m:r>
+        <m:r>
+          <m:t>3</m:t>
+        </m:r>
         <m:sSup>
           <m:e>
-            <m:d>
-              <m:dPr>
-                <m:begChr m:val="("/>
-                <m:sepChr m:val=""/>
-                <m:endChr m:val=")"/>
-                <m:grow/>
-              </m:dPr>
-              <m:e>
-                <m:r>
-                  <m:t>y</m:t>
-                </m:r>
-                <m:r>
-                  <m:rPr>
-                    <m:sty m:val="p"/>
-                  </m:rPr>
-                  <m:t>−</m:t>
-                </m:r>
-                <m:r>
-                  <m:t>3</m:t>
-                </m:r>
-              </m:e>
-            </m:d>
+            <m:r>
+              <m:rPr>
+                <m:sty m:val="p"/>
+              </m:rPr>
+              <m:t>)</m:t>
+            </m:r>
           </m:e>
           <m:sup>
             <m:r>
@@ -3751,30 +3775,32 @@
         <w:t xml:space="preserve"> </w:t>
       </w:r>
       <m:oMath>
+        <m:r>
+          <m:rPr>
+            <m:sty m:val="p"/>
+          </m:rPr>
+          <m:t>(</m:t>
+        </m:r>
+        <m:r>
+          <m:t>y</m:t>
+        </m:r>
+        <m:r>
+          <m:rPr>
+            <m:sty m:val="p"/>
+          </m:rPr>
+          <m:t>−</m:t>
+        </m:r>
+        <m:r>
+          <m:t>3</m:t>
+        </m:r>
         <m:sSup>
           <m:e>
-            <m:d>
-              <m:dPr>
-                <m:begChr m:val="("/>
-                <m:sepChr m:val=""/>
-                <m:endChr m:val=")"/>
-                <m:grow/>
-              </m:dPr>
-              <m:e>
-                <m:r>
-                  <m:t>y</m:t>
-                </m:r>
-                <m:r>
-                  <m:rPr>
-                    <m:sty m:val="p"/>
-                  </m:rPr>
-                  <m:t>−</m:t>
-                </m:r>
-                <m:r>
-                  <m:t>3</m:t>
-                </m:r>
-              </m:e>
-            </m:d>
+            <m:r>
+              <m:rPr>
+                <m:sty m:val="p"/>
+              </m:rPr>
+              <m:t>)</m:t>
+            </m:r>
           </m:e>
           <m:sup>
             <m:r>
@@ -3944,30 +3970,32 @@
           </m:rPr>
           <m:t>=</m:t>
         </m:r>
+        <m:r>
+          <m:rPr>
+            <m:sty m:val="p"/>
+          </m:rPr>
+          <m:t>(</m:t>
+        </m:r>
+        <m:r>
+          <m:t>m</m:t>
+        </m:r>
+        <m:r>
+          <m:rPr>
+            <m:sty m:val="p"/>
+          </m:rPr>
+          <m:t>−</m:t>
+        </m:r>
+        <m:r>
+          <m:t>13</m:t>
+        </m:r>
         <m:sSup>
           <m:e>
-            <m:d>
-              <m:dPr>
-                <m:begChr m:val="("/>
-                <m:sepChr m:val=""/>
-                <m:endChr m:val=")"/>
-                <m:grow/>
-              </m:dPr>
-              <m:e>
-                <m:r>
-                  <m:t>m</m:t>
-                </m:r>
-                <m:r>
-                  <m:rPr>
-                    <m:sty m:val="p"/>
-                  </m:rPr>
-                  <m:t>−</m:t>
-                </m:r>
-                <m:r>
-                  <m:t>13</m:t>
-                </m:r>
-              </m:e>
-            </m:d>
+            <m:r>
+              <m:rPr>
+                <m:sty m:val="p"/>
+              </m:rPr>
+              <m:t>)</m:t>
+            </m:r>
           </m:e>
           <m:sup>
             <m:r>
@@ -3992,30 +4020,32 @@
         <w:t xml:space="preserve"> </w:t>
       </w:r>
       <m:oMath>
+        <m:r>
+          <m:rPr>
+            <m:sty m:val="p"/>
+          </m:rPr>
+          <m:t>(</m:t>
+        </m:r>
+        <m:r>
+          <m:t>y</m:t>
+        </m:r>
+        <m:r>
+          <m:rPr>
+            <m:sty m:val="p"/>
+          </m:rPr>
+          <m:t>−</m:t>
+        </m:r>
+        <m:r>
+          <m:t>3</m:t>
+        </m:r>
         <m:sSup>
           <m:e>
-            <m:d>
-              <m:dPr>
-                <m:begChr m:val="("/>
-                <m:sepChr m:val=""/>
-                <m:endChr m:val=")"/>
-                <m:grow/>
-              </m:dPr>
-              <m:e>
-                <m:r>
-                  <m:t>y</m:t>
-                </m:r>
-                <m:r>
-                  <m:rPr>
-                    <m:sty m:val="p"/>
-                  </m:rPr>
-                  <m:t>−</m:t>
-                </m:r>
-                <m:r>
-                  <m:t>3</m:t>
-                </m:r>
-              </m:e>
-            </m:d>
+            <m:r>
+              <m:rPr>
+                <m:sty m:val="p"/>
+              </m:rPr>
+              <m:t>)</m:t>
+            </m:r>
           </m:e>
           <m:sup>
             <m:r>
@@ -4185,30 +4215,32 @@
           </m:rPr>
           <m:t>=</m:t>
         </m:r>
+        <m:r>
+          <m:rPr>
+            <m:sty m:val="p"/>
+          </m:rPr>
+          <m:t>(</m:t>
+        </m:r>
+        <m:r>
+          <m:t>x</m:t>
+        </m:r>
+        <m:r>
+          <m:rPr>
+            <m:sty m:val="p"/>
+          </m:rPr>
+          <m:t>+</m:t>
+        </m:r>
+        <m:r>
+          <m:t>4</m:t>
+        </m:r>
         <m:sSup>
           <m:e>
-            <m:d>
-              <m:dPr>
-                <m:begChr m:val="("/>
-                <m:sepChr m:val=""/>
-                <m:endChr m:val=")"/>
-                <m:grow/>
-              </m:dPr>
-              <m:e>
-                <m:r>
-                  <m:t>x</m:t>
-                </m:r>
-                <m:r>
-                  <m:rPr>
-                    <m:sty m:val="p"/>
-                  </m:rPr>
-                  <m:t>+</m:t>
-                </m:r>
-                <m:r>
-                  <m:t>4</m:t>
-                </m:r>
-              </m:e>
-            </m:d>
+            <m:r>
+              <m:rPr>
+                <m:sty m:val="p"/>
+              </m:rPr>
+              <m:t>)</m:t>
+            </m:r>
           </m:e>
           <m:sup>
             <m:r>
@@ -4233,30 +4265,32 @@
         <w:t xml:space="preserve"> </w:t>
       </w:r>
       <m:oMath>
+        <m:r>
+          <m:rPr>
+            <m:sty m:val="p"/>
+          </m:rPr>
+          <m:t>(</m:t>
+        </m:r>
+        <m:r>
+          <m:rPr>
+            <m:sty m:val="p"/>
+          </m:rPr>
+          <m:t>±</m:t>
+        </m:r>
+        <m:r>
+          <m:t>2</m:t>
+        </m:r>
+        <m:r>
+          <m:t>i</m:t>
+        </m:r>
         <m:sSup>
           <m:e>
-            <m:d>
-              <m:dPr>
-                <m:begChr m:val="("/>
-                <m:sepChr m:val=""/>
-                <m:endChr m:val=")"/>
-                <m:grow/>
-              </m:dPr>
-              <m:e>
-                <m:r>
-                  <m:rPr>
-                    <m:sty m:val="p"/>
-                  </m:rPr>
-                  <m:t>±</m:t>
-                </m:r>
-                <m:r>
-                  <m:t>2</m:t>
-                </m:r>
-                <m:r>
-                  <m:t>i</m:t>
-                </m:r>
-              </m:e>
-            </m:d>
+            <m:r>
+              <m:rPr>
+                <m:sty m:val="p"/>
+              </m:rPr>
+              <m:t>)</m:t>
+            </m:r>
           </m:e>
           <m:sup>
             <m:r>
@@ -4289,7 +4323,7 @@
       <w:r>
         <w:t xml:space="preserve"> </w:t>
       </w:r>
-      <w:hyperlink r:id="rId23">
+      <w:hyperlink r:id="rId12">
         <w:r>
           <w:rPr>
             <w:rStyle w:val="Hyperlink"/>
@@ -4304,30 +4338,32 @@
         <w:t xml:space="preserve"> </w:t>
       </w:r>
       <m:oMath>
+        <m:r>
+          <m:rPr>
+            <m:sty m:val="p"/>
+          </m:rPr>
+          <m:t>(</m:t>
+        </m:r>
+        <m:r>
+          <m:t>x</m:t>
+        </m:r>
+        <m:r>
+          <m:rPr>
+            <m:sty m:val="p"/>
+          </m:rPr>
+          <m:t>+</m:t>
+        </m:r>
+        <m:r>
+          <m:t>4</m:t>
+        </m:r>
         <m:sSup>
           <m:e>
-            <m:d>
-              <m:dPr>
-                <m:begChr m:val="("/>
-                <m:sepChr m:val=""/>
-                <m:endChr m:val=")"/>
-                <m:grow/>
-              </m:dPr>
-              <m:e>
-                <m:r>
-                  <m:t>x</m:t>
-                </m:r>
-                <m:r>
-                  <m:rPr>
-                    <m:sty m:val="p"/>
-                  </m:rPr>
-                  <m:t>+</m:t>
-                </m:r>
-                <m:r>
-                  <m:t>4</m:t>
-                </m:r>
-              </m:e>
-            </m:d>
+            <m:r>
+              <m:rPr>
+                <m:sty m:val="p"/>
+              </m:rPr>
+              <m:t>)</m:t>
+            </m:r>
           </m:e>
           <m:sup>
             <m:r>
@@ -4713,7 +4749,7 @@
       <w:r>
         <w:t xml:space="preserve"> </w:t>
       </w:r>
-      <w:hyperlink r:id="rId24">
+      <w:hyperlink r:id="rId13">
         <w:r>
           <w:rPr>
             <w:rStyle w:val="Hyperlink"/>
@@ -4781,30 +4817,32 @@
         <m:r>
           <m:t>4</m:t>
         </m:r>
+        <m:r>
+          <m:rPr>
+            <m:sty m:val="p"/>
+          </m:rPr>
+          <m:t>(</m:t>
+        </m:r>
+        <m:r>
+          <m:t>x</m:t>
+        </m:r>
+        <m:r>
+          <m:rPr>
+            <m:sty m:val="p"/>
+          </m:rPr>
+          <m:t>+</m:t>
+        </m:r>
+        <m:r>
+          <m:t>4</m:t>
+        </m:r>
         <m:sSup>
           <m:e>
-            <m:d>
-              <m:dPr>
-                <m:begChr m:val="("/>
-                <m:sepChr m:val=""/>
-                <m:endChr m:val=")"/>
-                <m:grow/>
-              </m:dPr>
-              <m:e>
-                <m:r>
-                  <m:t>x</m:t>
-                </m:r>
-                <m:r>
-                  <m:rPr>
-                    <m:sty m:val="p"/>
-                  </m:rPr>
-                  <m:t>+</m:t>
-                </m:r>
-                <m:r>
-                  <m:t>4</m:t>
-                </m:r>
-              </m:e>
-            </m:d>
+            <m:r>
+              <m:rPr>
+                <m:sty m:val="p"/>
+              </m:rPr>
+              <m:t>)</m:t>
+            </m:r>
           </m:e>
           <m:sup>
             <m:r>
@@ -4829,27 +4867,29 @@
         <w:t xml:space="preserve"> </w:t>
       </w:r>
       <m:oMath>
+        <m:r>
+          <m:rPr>
+            <m:sty m:val="p"/>
+          </m:rPr>
+          <m:t>(</m:t>
+        </m:r>
+        <m:r>
+          <m:rPr>
+            <m:sty m:val="p"/>
+          </m:rPr>
+          <m:t>±</m:t>
+        </m:r>
+        <m:r>
+          <m:t>i</m:t>
+        </m:r>
         <m:sSup>
           <m:e>
-            <m:d>
-              <m:dPr>
-                <m:begChr m:val="("/>
-                <m:sepChr m:val=""/>
-                <m:endChr m:val=")"/>
-                <m:grow/>
-              </m:dPr>
-              <m:e>
-                <m:r>
-                  <m:rPr>
-                    <m:sty m:val="p"/>
-                  </m:rPr>
-                  <m:t>±</m:t>
-                </m:r>
-                <m:r>
-                  <m:t>i</m:t>
-                </m:r>
-              </m:e>
-            </m:d>
+            <m:r>
+              <m:rPr>
+                <m:sty m:val="p"/>
+              </m:rPr>
+              <m:t>)</m:t>
+            </m:r>
           </m:e>
           <m:sup>
             <m:r>
@@ -4882,7 +4922,7 @@
       <w:r>
         <w:t xml:space="preserve"> </w:t>
       </w:r>
-      <w:hyperlink r:id="rId23">
+      <w:hyperlink r:id="rId12">
         <w:r>
           <w:rPr>
             <w:rStyle w:val="Hyperlink"/>
@@ -4900,30 +4940,32 @@
         <m:r>
           <m:t>4</m:t>
         </m:r>
+        <m:r>
+          <m:rPr>
+            <m:sty m:val="p"/>
+          </m:rPr>
+          <m:t>(</m:t>
+        </m:r>
+        <m:r>
+          <m:t>x</m:t>
+        </m:r>
+        <m:r>
+          <m:rPr>
+            <m:sty m:val="p"/>
+          </m:rPr>
+          <m:t>+</m:t>
+        </m:r>
+        <m:r>
+          <m:t>4</m:t>
+        </m:r>
         <m:sSup>
           <m:e>
-            <m:d>
-              <m:dPr>
-                <m:begChr m:val="("/>
-                <m:sepChr m:val=""/>
-                <m:endChr m:val=")"/>
-                <m:grow/>
-              </m:dPr>
-              <m:e>
-                <m:r>
-                  <m:t>x</m:t>
-                </m:r>
-                <m:r>
-                  <m:rPr>
-                    <m:sty m:val="p"/>
-                  </m:rPr>
-                  <m:t>+</m:t>
-                </m:r>
-                <m:r>
-                  <m:t>4</m:t>
-                </m:r>
-              </m:e>
-            </m:d>
+            <m:r>
+              <m:rPr>
+                <m:sty m:val="p"/>
+              </m:rPr>
+              <m:t>)</m:t>
+            </m:r>
           </m:e>
           <m:sup>
             <m:r>
@@ -5442,8 +5484,8 @@
         </w:pict>
       </w:r>
     </w:p>
-    <w:bookmarkEnd w:id="25"/>
-    <w:bookmarkStart w:id="27" w:name="version-history-and-licensing"/>
+    <w:bookmarkEnd w:id="14"/>
+    <w:bookmarkStart w:id="16" w:name="version-history-and-licensing"/>
     <w:p>
       <w:pPr>
         <w:pStyle w:val="Heading2"/>
@@ -5464,7 +5506,7 @@
       <w:pPr>
         <w:pStyle w:val="BodyText"/>
       </w:pPr>
-      <w:hyperlink r:id="rId26">
+      <w:hyperlink r:id="rId15">
         <w:r>
           <w:rPr>
             <w:rStyle w:val="Hyperlink"/>
@@ -5473,7 +5515,7 @@
         </w:r>
       </w:hyperlink>
     </w:p>
-    <w:bookmarkEnd w:id="27"/>
+    <w:bookmarkEnd w:id="16"/>
     <w:sectPr>
       <w:pgSz w:h="15840" w:w="12240"/>
       <w:pgMar w:bottom="1440" w:footer="720" w:gutter="0" w:header="720" w:left="1440" w:right="1440" w:top="1440"/>
